--- a/tai-lieu/01_KHBD_STEM_Toan8_Hinh-thoi-Hinh-vuong.docx
+++ b/tai-lieu/01_KHBD_STEM_Toan8_Hinh-thoi-Hinh-vuong.docx
@@ -94,7 +94,7 @@
         <w:t xml:space="preserve"> </w:t>
       </w:r>
       <w:r>
-        <w:t xml:space="preserve">2 tiết + 1 buổi chế tạo</w:t>
+        <w:t>2 tiết (Tiết 1 lý thuyết · Tiết 2 luyện tập – làm STEM), sản phẩm làm ở nhà</w:t>
       </w:r>
     </w:p>
     <w:p>
@@ -163,7 +163,7 @@
         <w:t xml:space="preserve"> </w:t>
       </w:r>
       <w:r>
-        <w:t xml:space="preserve">4 nhóm · 2 nhiệm vụ</w:t>
+        <w:t>2 nhóm (Hình thoi · Hình vuông) · 2 nhiệm vụ</w:t>
       </w:r>
     </w:p>
     <w:p>
@@ -446,7 +446,7 @@
         <w:t xml:space="preserve"> </w:t>
       </w:r>
       <w:r>
-        <w:t xml:space="preserve">kéo đầu tròn, thước kẻ, ê ke, bút chì; giấy A4; nan tre, chỉ hoặc dây gai; bìa carton tái chế; băng dính giấy, hồ dán; điện thoại của giáo viên để quay video (buổi học thứ hai).</w:t>
+        <w:t>kéo đầu tròn, thước kẻ, ê ke, bút chì; giấy A4; nan tre, chỉ hoặc dây gai; bìa carton tái chế; băng dính giấy, hồ dán; điện thoại để quay video quá trình làm sản phẩm ở nhà.</w:t>
       </w:r>
     </w:p>
     <w:p>
@@ -494,7 +494,7 @@
         <w:spacing w:after="80"/>
       </w:pPr>
       <w:r>
-        <w:t xml:space="preserve">Năm hoạt động STEM theo CV 3089 ứng với khung Phụ lục IV: Mở đầu → HĐ1; Hình thành kiến thức → HĐ2, HĐ3; Luyện tập → HĐ4, HĐ5; Vận dụng → phần giao về nhà. Mỗi nhóm có 5 vai: trưởng nhóm, kĩ sư thiết kế, thư kí tính toán, thợ chế tạo, người thuyết trình.</w:t>
+        <w:t>Bài học 2 tiết, vận dụng các hoạt động STEM theo CV 3089 và khung Phụ lục IV (CV 5512). Tiết 1 (lý thuyết): mở đầu và hình thành kiến thức, cuối tiết giao việc làm sản phẩm ở nhà. Tiết 2 (luyện tập – làm STEM): 4 hoạt động đi từ huy động kiến thức, hệ thống hóa và kiểm chứng, giải bài tập tự luận đến vận dụng kết quả toán học vào thiết kế, kiểm chứng, cải tiến sản phẩm. Lớp chia 2 nhóm: nhóm Hình thoi làm diều, nhóm Hình vuông làm hộp quà. Mỗi em trong nhóm giữ 1 trong 5 vai: trưởng nhóm, kĩ sư thiết kế, thư kí tính toán, thợ chế tạo, người thuyết trình.</w:t>
       </w:r>
     </w:p>
     <w:bookmarkStart w:id="28" w:name="tiet-1"/>
@@ -511,7 +511,7 @@
           <w:color w:val="151D33"/>
           <w:sz w:val="26"/>
         </w:rPr>
-        <w:t xml:space="preserve">TIẾT 1 · Xác định vấn đề, kiến thức nền</w:t>
+        <w:t>TIẾT 1 · Lý thuyết: hình thành kiến thức, giao việc làm sản phẩm</w:t>
       </w:r>
     </w:p>
     <w:p>
@@ -538,7 +538,7 @@
           <w:color w:val="151D33"/>
           <w:sz w:val="26"/>
         </w:rPr>
-        <w:t xml:space="preserve">Hoạt động 1. Xác định vấn đề (Mở đầu)</w:t>
+        <w:t>Hoạt động 1.1. Đặt vấn đề (Mở đầu)</w:t>
       </w:r>
     </w:p>
     <w:p>
@@ -592,7 +592,7 @@
         <w:spacing w:after="80"/>
       </w:pPr>
       <w:r>
-        <w:t xml:space="preserve">"Đơn đặt hàng đêm hội Halloween": nhóm 1, 3 làm diều hình thoi bay được; nhóm 2, 4 làm hộp quà "Trick or Treat" đáy hình vuông, có nắp vừa khít. Đọc Phiếu 1 và tiêu chí sản phẩm.</w:t>
+        <w:t>"Đơn đặt hàng đêm hội Halloween": nhóm Hình thoi làm diều hình thoi bay được; nhóm Hình vuông làm hộp quà "Trick or Treat" đáy hình vuông, có nắp vừa khít. Đọc Phiếu 1 và tiêu chí sản phẩm.</w:t>
       </w:r>
     </w:p>
     <w:p>
@@ -739,7 +739,7 @@
           <w:color w:val="151D33"/>
           <w:sz w:val="26"/>
         </w:rPr>
-        <w:t xml:space="preserve">Hoạt động 2. Nghiên cứu kiến thức nền (Hình thành kiến thức)</w:t>
+        <w:t>Hoạt động 1.2. Hình thành kiến thức</w:t>
       </w:r>
     </w:p>
     <w:p>
@@ -1149,7 +1149,7 @@
           <w:color w:val="151D33"/>
           <w:sz w:val="26"/>
         </w:rPr>
-        <w:t xml:space="preserve">Hoạt động 3 (phần 1). Đề xuất giải pháp, giao bài toán thiết kế</w:t>
+        <w:t>Hoạt động 1.3. Phác thảo ý tưởng, giao việc làm sản phẩm ở nhà</w:t>
       </w:r>
     </w:p>
     <w:p>
@@ -1181,7 +1181,7 @@
         <w:spacing w:after="80"/>
       </w:pPr>
       <w:r>
-        <w:t xml:space="preserve">Học sinh chuyển nhiệm vụ thành bài toán, tự chọn kích thước, phác thảo.</w:t>
+        <w:t>Học sinh nhận nhiệm vụ làm sản phẩm ở nhà, phân vai và phác thảo ý tưởng ban đầu.</w:t>
       </w:r>
     </w:p>
     <w:p>
@@ -1203,7 +1203,7 @@
         <w:spacing w:after="80"/>
       </w:pPr>
       <w:r>
-        <w:t xml:space="preserve">Nhận bài tập tự luận 1 hoặc 2 (mục V); phân vai trong nhóm; phác thảo trên Phiếu 3.</w:t>
+        <w:t>Phân vai trong nhóm; phác thảo ý tưởng trên Phiếu 3; nhận tờ tiêu chí và rubric.</w:t>
       </w:r>
     </w:p>
     <w:p>
@@ -1247,7 +1247,7 @@
         <w:spacing w:after="80"/>
       </w:pPr>
       <w:r>
-        <w:t xml:space="preserve">GV phát bài tự luận theo nhiệm vụ nhóm và tờ rubric. Nhấn mạnh: mỗi thông số trên bản vẽ phải ghi rõ lấy từ câu nào của lời giải.</w:t>
+        <w:t>GV phát tờ tiêu chí và rubric. Nhấn mạnh: các thông số của sản phẩm sẽ được kiểm chứng bằng kết quả bài toán ở Tiết 2.</w:t>
       </w:r>
     </w:p>
     <w:p>
@@ -1313,7 +1313,7 @@
         <w:spacing w:after="80"/>
       </w:pPr>
       <w:r>
-        <w:t xml:space="preserve">Giao việc buổi học thứ hai và hạn mang sản phẩm đến tiết 2.</w:t>
+        <w:t>Giao việc làm sản phẩm ở nhà và hạn mang sản phẩm đến Tiết 2.</w:t>
       </w:r>
     </w:p>
     <w:bookmarkStart w:id="35" w:name="buoi-2"/>
@@ -1330,7 +1330,7 @@
           <w:color w:val="151D33"/>
           <w:sz w:val="26"/>
         </w:rPr>
-        <w:t xml:space="preserve">BUỔI HỌC THỨ HAI · Lựa chọn giải pháp, chế tạo, thử nghiệm</w:t>
+        <w:t>Ở NHÀ · Các nhóm làm sản phẩm</w:t>
       </w:r>
     </w:p>
     <w:p>
@@ -1339,7 +1339,7 @@
         <w:spacing w:after="80"/>
       </w:pPr>
       <w:r>
-        <w:t xml:space="preserve">khoảng 90 phút · có GV hướng dẫn</w:t>
+        <w:t>giữa Tiết 1 và Tiết 2 · ngoài giờ học</w:t>
       </w:r>
     </w:p>
     <w:bookmarkEnd w:id="34"/>
@@ -1357,7 +1357,7 @@
           <w:color w:val="151D33"/>
           <w:sz w:val="26"/>
         </w:rPr>
-        <w:t xml:space="preserve">Hoạt động 3 (phần 2) và Hoạt động 4</w:t>
+        <w:t>Hoạt động ở nhà. Chế tạo, thử nghiệm, ghi lại quá trình</w:t>
       </w:r>
     </w:p>
     <w:p>
@@ -1366,7 +1366,7 @@
         <w:spacing w:after="80"/>
       </w:pPr>
       <w:r>
-        <w:t xml:space="preserve">90 phút</w:t>
+        <w:t>ngoài giờ học, trước Tiết 2</w:t>
       </w:r>
     </w:p>
     <w:bookmarkEnd w:id="36"/>
@@ -1411,7 +1411,7 @@
         <w:spacing w:after="80"/>
       </w:pPr>
       <w:r>
-        <w:t xml:space="preserve">Nhóm hoàn thành lời giải, bản vẽ có kích thước; chế tạo; diều thả thử, hộp đóng thử; ghi Phiếu 4; quay video quá trình (nhóm hộp quà).</w:t>
+        <w:t>Nhóm hoàn thiện bản vẽ có kích thước; chế tạo; diều thả thử, hộp đóng thử; ghi Phiếu 4; quay video quá trình (nhóm Hình vuông); chuẩn bị tiểu phẩm (nhóm Hình thoi).</w:t>
       </w:r>
     </w:p>
     <w:p>
@@ -1446,29 +1446,29 @@
           <w:bCs/>
           <w:b/>
         </w:rPr>
-        <w:t xml:space="preserve">Bước 1 · 20'</w:t>
-      </w:r>
-    </w:p>
-    <w:p>
-      <w:pPr>
-        <w:pStyle w:val="BodyText"/>
-        <w:spacing w:after="80"/>
-      </w:pPr>
-      <w:r>
-        <w:t xml:space="preserve">Hoàn thiện lời giải và bản vẽ. GV duyệt nhanh bản vẽ (chỉ góp ý kiến thức, không vẽ hộ).</w:t>
-      </w:r>
-    </w:p>
-    <w:p>
-      <w:pPr>
-        <w:pStyle w:val="BodyText"/>
-        <w:spacing w:after="80"/>
-      </w:pPr>
-      <w:r>
-        <w:rPr>
-          <w:bCs/>
-          <w:b/>
-        </w:rPr>
-        <w:t xml:space="preserve">Bước 2 · 45'</w:t>
+        <w:t>Bước 1</w:t>
+      </w:r>
+    </w:p>
+    <w:p>
+      <w:pPr>
+        <w:pStyle w:val="BodyText"/>
+        <w:spacing w:after="80"/>
+      </w:pPr>
+      <w:r>
+        <w:t>Hoàn thiện bản vẽ có kích thước. Nhóm có thắc mắc về kiến thức thì hỏi giáo viên (chỉ góp ý kiến thức, không vẽ hộ).</w:t>
+      </w:r>
+    </w:p>
+    <w:p>
+      <w:pPr>
+        <w:pStyle w:val="BodyText"/>
+        <w:spacing w:after="80"/>
+      </w:pPr>
+      <w:r>
+        <w:rPr>
+          <w:bCs/>
+          <w:b/>
+        </w:rPr>
+        <w:t>Bước 2</w:t>
       </w:r>
     </w:p>
     <w:p>
@@ -1490,7 +1490,7 @@
           <w:bCs/>
           <w:b/>
         </w:rPr>
-        <w:t xml:space="preserve">Bước 3 · 20'</w:t>
+        <w:t>Bước 3</w:t>
       </w:r>
     </w:p>
     <w:p>
@@ -1512,25 +1512,25 @@
           <w:bCs/>
           <w:b/>
         </w:rPr>
-        <w:t xml:space="preserve">Bước 4 · 5'</w:t>
-      </w:r>
-    </w:p>
-    <w:p>
-      <w:pPr>
-        <w:pStyle w:val="BodyText"/>
-        <w:spacing w:after="80"/>
-      </w:pPr>
-      <w:r>
-        <w:t xml:space="preserve">Thu dọn, cất dụng cụ; người thuyết trình chuẩn bị báo cáo (nhóm diều dựng tiểu phẩm).</w:t>
-      </w:r>
-    </w:p>
-    <w:p>
-      <w:pPr>
-        <w:pStyle w:val="BodyText"/>
-        <w:spacing w:after="80"/>
-      </w:pPr>
-      <w:r>
-        <w:t xml:space="preserve">Trường học 1 buổi/ngày: giao phần chế tạo thành nhiệm vụ ở nhà trong 1–2 tuần, chỉ gồm các bước không nguy hiểm, báo cha mẹ học sinh.</w:t>
+        <w:t>Bước 4</w:t>
+      </w:r>
+    </w:p>
+    <w:p>
+      <w:pPr>
+        <w:pStyle w:val="BodyText"/>
+        <w:spacing w:after="80"/>
+      </w:pPr>
+      <w:r>
+        <w:t>Thu dọn, cất dụng cụ; người thuyết trình chuẩn bị báo cáo (nhóm Hình thoi dựng tiểu phẩm).</w:t>
+      </w:r>
+    </w:p>
+    <w:p>
+      <w:pPr>
+        <w:pStyle w:val="BodyText"/>
+        <w:spacing w:after="80"/>
+      </w:pPr>
+      <w:r>
+        <w:t>Chỉ giao các bước không nguy hiểm; dụng cụ cắt do người lớn hỗ trợ; báo cha mẹ học sinh; mang sản phẩm đến Tiết 2.</w:t>
       </w:r>
     </w:p>
     <w:bookmarkStart w:id="38" w:name="tiet-2"/>
@@ -1547,7 +1547,7 @@
           <w:color w:val="151D33"/>
           <w:sz w:val="26"/>
         </w:rPr>
-        <w:t xml:space="preserve">TIẾT 2 · Luyện tập · Chia sẻ, thảo luận, điều chỉnh</w:t>
+        <w:t>TIẾT 2 · Luyện tập – làm STEM</w:t>
       </w:r>
     </w:p>
     <w:p>
@@ -1556,12 +1556,18 @@
         <w:spacing w:after="80"/>
       </w:pPr>
       <w:r>
-        <w:t xml:space="preserve">45 phút · chính khóa</w:t>
-      </w:r>
-    </w:p>
-    <w:bookmarkEnd w:id="37"/>
-    <w:bookmarkEnd w:id="38"/>
-    <w:bookmarkStart w:id="39" w:name="X0372a6cc4dc2e599a559a2f53cae8509cb22165"/>
+        <w:t>45 phút · chính khóa</w:t>
+      </w:r>
+    </w:p>
+    <w:p>
+      <w:pPr>
+        <w:pStyle w:val="BodyText"/>
+        <w:spacing w:after="80"/>
+      </w:pPr>
+      <w:r>
+        <w:t>Tiết luyện tập vẫn bảo đảm kiến thức, rèn luyện và phát triển năng lực cho học sinh. Quy trình: huy động kiến thức → hệ thống hóa và kiểm chứng → giải bài tập tự luận → vận dụng kết quả toán học vào thiết kế, kiểm chứng, cải tiến sản phẩm (theo góp ý của chuyên viên Sở GDĐT). STEM không tách rời nội dung luyện tập mà là bối cảnh để học sinh vận dụng kiến thức đã học.</w:t>
+      </w:r>
+    </w:p>
     <w:p>
       <w:pPr>
         <w:pStyle w:val="Heading4"/>
@@ -1574,7 +1580,7 @@
           <w:color w:val="151D33"/>
           <w:sz w:val="26"/>
         </w:rPr>
-        <w:t xml:space="preserve">Hoạt động 5.1. Luyện tập: chữa bài tập tự luận</w:t>
+        <w:t>Hoạt động 2.1. Huy động kiến thức đã học</w:t>
       </w:r>
     </w:p>
     <w:p>
@@ -1583,165 +1589,163 @@
         <w:spacing w:after="80"/>
       </w:pPr>
       <w:r>
-        <w:t xml:space="preserve">12 phút</w:t>
-      </w:r>
-    </w:p>
-    <w:bookmarkEnd w:id="39"/>
-    <w:p>
-      <w:pPr>
-        <w:pStyle w:val="BodyText"/>
-        <w:spacing w:after="80"/>
-      </w:pPr>
-      <w:r>
-        <w:rPr>
-          <w:bCs/>
-          <w:b/>
-        </w:rPr>
-        <w:t xml:space="preserve">a) Mục tiêu</w:t>
-      </w:r>
-    </w:p>
-    <w:p>
-      <w:pPr>
-        <w:pStyle w:val="BodyText"/>
-        <w:spacing w:after="80"/>
-      </w:pPr>
-      <w:r>
-        <w:t xml:space="preserve">Củng cố tính chất, dấu hiệu nhận biết qua bài tập là căn cứ thiết kế sản phẩm.</w:t>
-      </w:r>
-    </w:p>
-    <w:p>
-      <w:pPr>
-        <w:pStyle w:val="BodyText"/>
-        <w:spacing w:after="80"/>
-      </w:pPr>
-      <w:r>
-        <w:rPr>
-          <w:bCs/>
-          <w:b/>
-        </w:rPr>
-        <w:t xml:space="preserve">b) Nội dung</w:t>
-      </w:r>
-    </w:p>
-    <w:p>
-      <w:pPr>
-        <w:pStyle w:val="BodyText"/>
-        <w:spacing w:after="80"/>
-      </w:pPr>
-      <w:r>
-        <w:t xml:space="preserve">Bài 1, Bài 2 (mục V) gắn với sản phẩm và Bài 4 (bài 3.36, SGK tr.73) về khung tre bị xô lệch. Học sinh nhóm khác lên bảng giải để kiểm tra lời giải của nhóm làm sản phẩm.</w:t>
-      </w:r>
-    </w:p>
-    <w:p>
-      <w:pPr>
-        <w:pStyle w:val="BodyText"/>
-        <w:spacing w:after="80"/>
-      </w:pPr>
-      <w:r>
-        <w:rPr>
-          <w:bCs/>
-          <w:b/>
-        </w:rPr>
-        <w:t xml:space="preserve">c) Sản phẩm</w:t>
-      </w:r>
-    </w:p>
-    <w:p>
-      <w:pPr>
-        <w:pStyle w:val="BodyText"/>
-        <w:spacing w:after="80"/>
-      </w:pPr>
-      <w:r>
-        <w:t xml:space="preserve">Lời giải trên bảng, vở học sinh.</w:t>
-      </w:r>
-    </w:p>
-    <w:p>
-      <w:pPr>
-        <w:pStyle w:val="BodyText"/>
-        <w:spacing w:after="80"/>
-      </w:pPr>
-      <w:r>
-        <w:rPr>
-          <w:bCs/>
-          <w:b/>
-        </w:rPr>
-        <w:t xml:space="preserve">Giao nhiệm vụ</w:t>
-      </w:r>
-    </w:p>
-    <w:p>
-      <w:pPr>
-        <w:pStyle w:val="BodyText"/>
-        <w:spacing w:after="80"/>
-      </w:pPr>
-      <w:r>
-        <w:t xml:space="preserve">Chiếu đề Bài 1, Bài 2. Mỗi học sinh tự làm câu a vào vở (3 phút).</w:t>
-      </w:r>
-    </w:p>
-    <w:p>
-      <w:pPr>
-        <w:pStyle w:val="BodyText"/>
-        <w:spacing w:after="80"/>
-      </w:pPr>
-      <w:r>
-        <w:rPr>
-          <w:bCs/>
-          <w:b/>
-        </w:rPr>
-        <w:t xml:space="preserve">Thực hiện</w:t>
-      </w:r>
-    </w:p>
-    <w:p>
-      <w:pPr>
-        <w:pStyle w:val="BodyText"/>
-        <w:spacing w:after="80"/>
-      </w:pPr>
-      <w:r>
-        <w:t xml:space="preserve">Hai học sinh lên bảng (một của nhóm diều, một của nhóm hộp); cả lớp làm vào vở.</w:t>
-      </w:r>
-    </w:p>
-    <w:p>
-      <w:pPr>
-        <w:pStyle w:val="BodyText"/>
-        <w:spacing w:after="80"/>
-      </w:pPr>
-      <w:r>
-        <w:rPr>
-          <w:bCs/>
-          <w:b/>
-        </w:rPr>
-        <w:t xml:space="preserve">Báo cáo, thảo luận</w:t>
-      </w:r>
-    </w:p>
-    <w:p>
-      <w:pPr>
-        <w:pStyle w:val="BodyText"/>
-        <w:spacing w:after="80"/>
-      </w:pPr>
-      <w:r>
-        <w:t xml:space="preserve">Lớp nhận xét lời giải; GV hỏi "Câu này dùng dấu hiệu nào?".</w:t>
-      </w:r>
-    </w:p>
-    <w:p>
-      <w:pPr>
-        <w:pStyle w:val="BodyText"/>
-        <w:spacing w:after="80"/>
-      </w:pPr>
-      <w:r>
-        <w:rPr>
-          <w:bCs/>
-          <w:b/>
-        </w:rPr>
-        <w:t xml:space="preserve">Kết luận</w:t>
-      </w:r>
-    </w:p>
-    <w:p>
-      <w:pPr>
-        <w:pStyle w:val="BodyText"/>
-        <w:spacing w:after="80"/>
-      </w:pPr>
-      <w:r>
-        <w:t xml:space="preserve">GV chốt lập luận và kết quả. Giữ lời giải trên bảng suốt phần báo cáo để đối chiếu.</w:t>
-      </w:r>
-    </w:p>
-    <w:bookmarkStart w:id="40" w:name="hoạt-động-5.2.-đo-kiểm-chéo-sản-phẩm"/>
+        <w:t>5 phút</w:t>
+      </w:r>
+    </w:p>
+    <w:p>
+      <w:pPr>
+        <w:pStyle w:val="BodyText"/>
+        <w:spacing w:after="80"/>
+      </w:pPr>
+      <w:r>
+        <w:rPr>
+          <w:bCs/>
+          <w:b/>
+        </w:rPr>
+        <w:t>a) Mục tiêu</w:t>
+      </w:r>
+    </w:p>
+    <w:p>
+      <w:pPr>
+        <w:pStyle w:val="BodyText"/>
+        <w:spacing w:after="80"/>
+      </w:pPr>
+      <w:r>
+        <w:t>Học sinh nhận diện hình thoi, hình vuông; nhắc lại một số tính chất và dấu hiệu nhận biết; giáo viên nhanh chóng phát hiện nội dung còn nhầm lẫn để điều chỉnh các hoạt động sau.</w:t>
+      </w:r>
+    </w:p>
+    <w:p>
+      <w:pPr>
+        <w:pStyle w:val="BodyText"/>
+        <w:spacing w:after="80"/>
+      </w:pPr>
+      <w:r>
+        <w:rPr>
+          <w:bCs/>
+          <w:b/>
+        </w:rPr>
+        <w:t>b) Nội dung</w:t>
+      </w:r>
+    </w:p>
+    <w:p>
+      <w:pPr>
+        <w:pStyle w:val="BodyText"/>
+        <w:spacing w:after="80"/>
+      </w:pPr>
+      <w:r>
+        <w:t>Câu hỏi ngắn, hình vẽ hoặc tình huống trực quan. Tích hợp tiếng Anh bằng từ vựng gắn trực tiếp với nội dung Toán: square, rhombus, diagonal, parallel, perpendicular, equal sides.</w:t>
+      </w:r>
+    </w:p>
+    <w:p>
+      <w:pPr>
+        <w:pStyle w:val="BodyText"/>
+        <w:spacing w:after="80"/>
+      </w:pPr>
+      <w:r>
+        <w:rPr>
+          <w:bCs/>
+          <w:b/>
+        </w:rPr>
+        <w:t>c) Sản phẩm</w:t>
+      </w:r>
+    </w:p>
+    <w:p>
+      <w:pPr>
+        <w:pStyle w:val="BodyText"/>
+        <w:spacing w:after="80"/>
+      </w:pPr>
+      <w:r>
+        <w:t>Câu trả lời của học sinh, thẻ từ; danh sách chỗ còn nhầm do giáo viên ghi nhận.</w:t>
+      </w:r>
+    </w:p>
+    <w:p>
+      <w:pPr>
+        <w:pStyle w:val="BodyText"/>
+        <w:spacing w:after="80"/>
+      </w:pPr>
+      <w:r>
+        <w:rPr>
+          <w:bCs/>
+          <w:b/>
+        </w:rPr>
+        <w:t>Giao nhiệm vụ</w:t>
+      </w:r>
+    </w:p>
+    <w:p>
+      <w:pPr>
+        <w:pStyle w:val="BodyText"/>
+        <w:spacing w:after="80"/>
+      </w:pPr>
+      <w:r>
+        <w:t>GV chiếu các tứ giác (hình thoi, hình vuông, hình bình hành, hình chữ nhật) kèm câu hỏi ngắn: “Hình nào là hình thoi? Vì sao?”. Phát thẻ từ tiếng Anh.</w:t>
+      </w:r>
+    </w:p>
+    <w:p>
+      <w:pPr>
+        <w:pStyle w:val="BodyText"/>
+        <w:spacing w:after="80"/>
+      </w:pPr>
+      <w:r>
+        <w:rPr>
+          <w:bCs/>
+          <w:b/>
+        </w:rPr>
+        <w:t>Thực hiện</w:t>
+      </w:r>
+    </w:p>
+    <w:p>
+      <w:pPr>
+        <w:pStyle w:val="BodyText"/>
+        <w:spacing w:after="80"/>
+      </w:pPr>
+      <w:r>
+        <w:t>Học sinh trả lời nhanh, giơ thẻ từ (rhombus, square…).</w:t>
+      </w:r>
+    </w:p>
+    <w:p>
+      <w:pPr>
+        <w:pStyle w:val="BodyText"/>
+        <w:spacing w:after="80"/>
+      </w:pPr>
+      <w:r>
+        <w:rPr>
+          <w:bCs/>
+          <w:b/>
+        </w:rPr>
+        <w:t>Báo cáo, thảo luận</w:t>
+      </w:r>
+    </w:p>
+    <w:p>
+      <w:pPr>
+        <w:pStyle w:val="BodyText"/>
+        <w:spacing w:after="80"/>
+      </w:pPr>
+      <w:r>
+        <w:t>Một vài học sinh giải thích; lớp bổ sung.</w:t>
+      </w:r>
+    </w:p>
+    <w:p>
+      <w:pPr>
+        <w:pStyle w:val="BodyText"/>
+        <w:spacing w:after="80"/>
+      </w:pPr>
+      <w:r>
+        <w:rPr>
+          <w:bCs/>
+          <w:b/>
+        </w:rPr>
+        <w:t>Kết luận</w:t>
+      </w:r>
+    </w:p>
+    <w:p>
+      <w:pPr>
+        <w:pStyle w:val="BodyText"/>
+        <w:spacing w:after="80"/>
+      </w:pPr>
+      <w:r>
+        <w:t>GV ghi nhận chỗ còn nhầm để điều chỉnh. Từ vựng tiếng Anh dùng trong câu hỏi, thẻ từ, không thành một hoạt động học tiếng Anh riêng.</w:t>
+      </w:r>
+    </w:p>
     <w:p>
       <w:pPr>
         <w:pStyle w:val="Heading4"/>
@@ -1754,7 +1758,7 @@
           <w:color w:val="151D33"/>
           <w:sz w:val="26"/>
         </w:rPr>
-        <w:t xml:space="preserve">Hoạt động 5.2. Đo kiểm chéo sản phẩm</w:t>
+        <w:t>Hoạt động 2.2. Hệ thống hóa và kiểm chứng kiến thức</w:t>
       </w:r>
     </w:p>
     <w:p>
@@ -1763,55 +1767,163 @@
         <w:spacing w:after="80"/>
       </w:pPr>
       <w:r>
-        <w:t xml:space="preserve">8 phút</w:t>
-      </w:r>
-    </w:p>
-    <w:bookmarkEnd w:id="40"/>
-    <w:p>
-      <w:pPr>
-        <w:pStyle w:val="BodyText"/>
-        <w:spacing w:after="80"/>
-      </w:pPr>
-      <w:r>
-        <w:rPr>
-          <w:bCs/>
-          <w:b/>
-        </w:rPr>
-        <w:t xml:space="preserve">Thực hiện</w:t>
-      </w:r>
-    </w:p>
-    <w:p>
-      <w:pPr>
-        <w:pStyle w:val="BodyText"/>
-        <w:spacing w:after="80"/>
-      </w:pPr>
-      <w:r>
-        <w:t xml:space="preserve">Nhóm diều đo hộp của nhóm bạn và ngược lại: đo bốn cạnh, hai đường chéo, một góc. Ghi Phiếu 4, nhập số đo vào "Máy thẩm định" trên trang web chuyên đề để cả lớp thấy kết luận và dấu hiệu nhận biết được dùng.</w:t>
-      </w:r>
-    </w:p>
-    <w:p>
-      <w:pPr>
-        <w:pStyle w:val="BodyText"/>
-        <w:spacing w:after="80"/>
-      </w:pPr>
-      <w:r>
-        <w:rPr>
-          <w:bCs/>
-          <w:b/>
-        </w:rPr>
-        <w:t xml:space="preserve">Kết luận</w:t>
-      </w:r>
-    </w:p>
-    <w:p>
-      <w:pPr>
-        <w:pStyle w:val="BodyText"/>
-        <w:spacing w:after="80"/>
-      </w:pPr>
-      <w:r>
-        <w:t xml:space="preserve">GV ghi nhanh kết quả lên bảng, chỉ ra chỗ lệch để đưa vào phần phản biện.</w:t>
-      </w:r>
-    </w:p>
-    <w:bookmarkStart w:id="41" w:name="hoạt-động-5.3.-báo-cáo-và-phản-biện"/>
+        <w:t>7 phút</w:t>
+      </w:r>
+    </w:p>
+    <w:p>
+      <w:pPr>
+        <w:pStyle w:val="BodyText"/>
+        <w:spacing w:after="80"/>
+      </w:pPr>
+      <w:r>
+        <w:rPr>
+          <w:bCs/>
+          <w:b/>
+        </w:rPr>
+        <w:t>a) Mục tiêu</w:t>
+      </w:r>
+    </w:p>
+    <w:p>
+      <w:pPr>
+        <w:pStyle w:val="BodyText"/>
+        <w:spacing w:after="80"/>
+      </w:pPr>
+      <w:r>
+        <w:t>Học sinh kết nối tính chất và dấu hiệu nhận biết của hình thoi, hình vuông; biết chọn căn cứ phù hợp để giải thích hoặc kiểm chứng một nhận định hình học.</w:t>
+      </w:r>
+    </w:p>
+    <w:p>
+      <w:pPr>
+        <w:pStyle w:val="BodyText"/>
+        <w:spacing w:after="80"/>
+      </w:pPr>
+      <w:r>
+        <w:rPr>
+          <w:bCs/>
+          <w:b/>
+        </w:rPr>
+        <w:t>b) Nội dung</w:t>
+      </w:r>
+    </w:p>
+    <w:p>
+      <w:pPr>
+        <w:pStyle w:val="BodyText"/>
+        <w:spacing w:after="80"/>
+      </w:pPr>
+      <w:r>
+        <w:t>So sánh, phát hiện và sửa nhầm lẫn thường gặp (ví dụ nhận định “Tứ giác có hai đường chéo vuông góc là hình thoi”). Tích hợp năng lực số: dùng phần mềm hình học động hoặc hình ảnh trực quan để thay đổi hình, quan sát đường chéo, kiểm tra tính chất.</w:t>
+      </w:r>
+    </w:p>
+    <w:p>
+      <w:pPr>
+        <w:pStyle w:val="BodyText"/>
+        <w:spacing w:after="80"/>
+      </w:pPr>
+      <w:r>
+        <w:rPr>
+          <w:bCs/>
+          <w:b/>
+        </w:rPr>
+        <w:t>c) Sản phẩm</w:t>
+      </w:r>
+    </w:p>
+    <w:p>
+      <w:pPr>
+        <w:pStyle w:val="BodyText"/>
+        <w:spacing w:after="80"/>
+      </w:pPr>
+      <w:r>
+        <w:t>Sơ đồ quan hệ hình bình hành → hình thoi, hình chữ nhật → hình vuông; kết luận kèm căn cứ.</w:t>
+      </w:r>
+    </w:p>
+    <w:p>
+      <w:pPr>
+        <w:pStyle w:val="BodyText"/>
+        <w:spacing w:after="80"/>
+      </w:pPr>
+      <w:r>
+        <w:rPr>
+          <w:bCs/>
+          <w:b/>
+        </w:rPr>
+        <w:t>Giao nhiệm vụ</w:t>
+      </w:r>
+    </w:p>
+    <w:p>
+      <w:pPr>
+        <w:pStyle w:val="BodyText"/>
+        <w:spacing w:after="80"/>
+      </w:pPr>
+      <w:r>
+        <w:t>GV nêu nhận định cần kiểm chứng; các nhóm chọn căn cứ để khẳng định hoặc bác bỏ.</w:t>
+      </w:r>
+    </w:p>
+    <w:p>
+      <w:pPr>
+        <w:pStyle w:val="BodyText"/>
+        <w:spacing w:after="80"/>
+      </w:pPr>
+      <w:r>
+        <w:rPr>
+          <w:bCs/>
+          <w:b/>
+        </w:rPr>
+        <w:t>Thực hiện</w:t>
+      </w:r>
+    </w:p>
+    <w:p>
+      <w:pPr>
+        <w:pStyle w:val="BodyText"/>
+        <w:spacing w:after="80"/>
+      </w:pPr>
+      <w:r>
+        <w:t>Nhóm quan sát trên phần mềm hình học (hoặc hình trực quan), kiểm tra rồi ghi căn cứ.</w:t>
+      </w:r>
+    </w:p>
+    <w:p>
+      <w:pPr>
+        <w:pStyle w:val="BodyText"/>
+        <w:spacing w:after="80"/>
+      </w:pPr>
+      <w:r>
+        <w:rPr>
+          <w:bCs/>
+          <w:b/>
+        </w:rPr>
+        <w:t>Báo cáo, thảo luận</w:t>
+      </w:r>
+    </w:p>
+    <w:p>
+      <w:pPr>
+        <w:pStyle w:val="BodyText"/>
+        <w:spacing w:after="80"/>
+      </w:pPr>
+      <w:r>
+        <w:t>Đại diện nhóm nêu kết luận và căn cứ; lớp phản hồi.</w:t>
+      </w:r>
+    </w:p>
+    <w:p>
+      <w:pPr>
+        <w:pStyle w:val="BodyText"/>
+        <w:spacing w:after="80"/>
+      </w:pPr>
+      <w:r>
+        <w:rPr>
+          <w:bCs/>
+          <w:b/>
+        </w:rPr>
+        <w:t>Kết luận</w:t>
+      </w:r>
+    </w:p>
+    <w:p>
+      <w:pPr>
+        <w:pStyle w:val="BodyText"/>
+        <w:spacing w:after="80"/>
+      </w:pPr>
+      <w:r>
+        <w:t>GV nhấn mạnh: công cụ số hỗ trợ quan sát và kiểm chứng, kết luận toán học vẫn dựa trên tính chất, dấu hiệu nhận biết hoặc lập luận. Không kéo dài thành bài giảng lý thuyết mới.</w:t>
+      </w:r>
+    </w:p>
     <w:p>
       <w:pPr>
         <w:pStyle w:val="Heading4"/>
@@ -1824,7 +1936,7 @@
           <w:color w:val="151D33"/>
           <w:sz w:val="26"/>
         </w:rPr>
-        <w:t xml:space="preserve">Hoạt động 5.3. Báo cáo và phản biện</w:t>
+        <w:t>Hoạt động 2.3. Luyện tập thông qua bài tập tự luận</w:t>
       </w:r>
     </w:p>
     <w:p>
@@ -1833,77 +1945,172 @@
         <w:spacing w:after="80"/>
       </w:pPr>
       <w:r>
-        <w:t xml:space="preserve">17 phút</w:t>
-      </w:r>
-    </w:p>
-    <w:bookmarkEnd w:id="41"/>
-    <w:p>
-      <w:pPr>
-        <w:pStyle w:val="BodyText"/>
-        <w:spacing w:after="80"/>
-      </w:pPr>
-      <w:r>
-        <w:rPr>
-          <w:bCs/>
-          <w:b/>
-        </w:rPr>
-        <w:t xml:space="preserve">Nhóm Diều · 7'</w:t>
-      </w:r>
-    </w:p>
-    <w:p>
-      <w:pPr>
-        <w:pStyle w:val="BodyText"/>
-        <w:spacing w:after="80"/>
-      </w:pPr>
-      <w:r>
-        <w:t xml:space="preserve">Báo cáo bằng tiểu phẩm "Kỹ sư nhí thả diều đêm hội". Bắt buộc có đoạn chứng minh khung là hình thoi và nêu số đo cạnh.</w:t>
-      </w:r>
-    </w:p>
-    <w:p>
-      <w:pPr>
-        <w:pStyle w:val="BodyText"/>
-        <w:spacing w:after="80"/>
-      </w:pPr>
-      <w:r>
-        <w:rPr>
-          <w:bCs/>
-          <w:b/>
-        </w:rPr>
-        <w:t xml:space="preserve">Nhóm Hộp quà · 7'</w:t>
-      </w:r>
-    </w:p>
-    <w:p>
-      <w:pPr>
-        <w:pStyle w:val="BodyText"/>
-        <w:spacing w:after="80"/>
-      </w:pPr>
-      <w:r>
-        <w:t xml:space="preserve">Chiếu video quá trình thiết kế, chế tạo; trình bày cách kiểm tra đáy là hình vuông và cách tính cạnh nắp.</w:t>
-      </w:r>
-    </w:p>
-    <w:p>
-      <w:pPr>
-        <w:pStyle w:val="BodyText"/>
-        <w:spacing w:after="80"/>
-      </w:pPr>
-      <w:r>
-        <w:rPr>
-          <w:bCs/>
-          <w:b/>
-        </w:rPr>
-        <w:t xml:space="preserve">Phản biện · 3'</w:t>
-      </w:r>
-    </w:p>
-    <w:p>
-      <w:pPr>
-        <w:pStyle w:val="BodyText"/>
-        <w:spacing w:after="80"/>
-      </w:pPr>
-      <w:r>
-        <w:t xml:space="preserve">Các nhóm đặt câu hỏi theo gợi ý mục VI. GV chỉ chấp nhận câu hỏi và câu trả lời dựa trên kiến thức Toán.</w:t>
-      </w:r>
-    </w:p>
-    <w:bookmarkStart w:id="42" w:name="Xa2ec457ff93740c5191ff6c2b2e3b037ac55a01"/>
+        <w:t>13 phút</w:t>
+      </w:r>
+    </w:p>
+    <w:p>
+      <w:pPr>
+        <w:pStyle w:val="BodyText"/>
+        <w:spacing w:after="80"/>
+      </w:pPr>
+      <w:r>
+        <w:rPr>
+          <w:bCs/>
+          <w:b/>
+        </w:rPr>
+        <w:t>a) Mục tiêu</w:t>
+      </w:r>
+    </w:p>
+    <w:p>
+      <w:pPr>
+        <w:pStyle w:val="BodyText"/>
+        <w:spacing w:after="80"/>
+      </w:pPr>
+      <w:r>
+        <w:t>Đánh giá mức độ hiểu và khả năng vận dụng: học sinh chuyển từ dữ kiện bài toán sang lập luận có căn cứ, không chỉ nhận diện hình qua quan sát.</w:t>
+      </w:r>
+    </w:p>
+    <w:p>
+      <w:pPr>
+        <w:pStyle w:val="BodyText"/>
+        <w:spacing w:after="80"/>
+      </w:pPr>
+      <w:r>
+        <w:rPr>
+          <w:bCs/>
+          <w:b/>
+        </w:rPr>
+        <w:t>b) Nội dung</w:t>
+      </w:r>
+    </w:p>
+    <w:p>
+      <w:pPr>
+        <w:pStyle w:val="BodyText"/>
+        <w:spacing w:after="80"/>
+      </w:pPr>
+      <w:r>
+        <w:t xml:space="preserve">Bài toán về vùng trung tâm hình chữ nhật và thảm hoa hình thoi </w:t>
+      </w:r>
+      <w:r>
+        <w:rPr>
+          <w:highlight w:val="yellow"/>
+        </w:rPr>
+        <w:t>[bổ sung đề bài]</w:t>
+      </w:r>
+      <w:r>
+        <w:t>; Bài 1 (khung diều), Bài 2 (hộp quà) mục V gắn với sản phẩm; Bài 4 (bài 3.36, SGK tr.73) nếu còn thời gian. Học sinh trình bày lập luận, chứng minh, giải thích vì sao chọn tính chất hoặc dấu hiệu đó.</w:t>
+      </w:r>
+    </w:p>
+    <w:p>
+      <w:pPr>
+        <w:pStyle w:val="BodyText"/>
+        <w:spacing w:after="80"/>
+      </w:pPr>
+      <w:r>
+        <w:rPr>
+          <w:bCs/>
+          <w:b/>
+        </w:rPr>
+        <w:t>c) Sản phẩm</w:t>
+      </w:r>
+    </w:p>
+    <w:p>
+      <w:pPr>
+        <w:pStyle w:val="BodyText"/>
+        <w:spacing w:after="80"/>
+      </w:pPr>
+      <w:r>
+        <w:t>Lời giải tự luận trong vở và trên bảng. Kết quả là căn cứ toán học cho hoạt động thiết kế sản phẩm tiếp theo.</w:t>
+      </w:r>
+    </w:p>
+    <w:p>
+      <w:pPr>
+        <w:pStyle w:val="BodyText"/>
+        <w:spacing w:after="80"/>
+      </w:pPr>
+      <w:r>
+        <w:rPr>
+          <w:bCs/>
+          <w:b/>
+        </w:rPr>
+        <w:t>Giao nhiệm vụ</w:t>
+      </w:r>
+    </w:p>
+    <w:p>
+      <w:pPr>
+        <w:pStyle w:val="BodyText"/>
+        <w:spacing w:after="80"/>
+      </w:pPr>
+      <w:r>
+        <w:t>Chiếu đề. Mỗi học sinh tự làm câu a vào vở (3 phút); nhóm Hình thoi giải Bài 1, nhóm Hình vuông giải Bài 2.</w:t>
+      </w:r>
+    </w:p>
+    <w:p>
+      <w:pPr>
+        <w:pStyle w:val="BodyText"/>
+        <w:spacing w:after="80"/>
+      </w:pPr>
+      <w:r>
+        <w:rPr>
+          <w:bCs/>
+          <w:b/>
+        </w:rPr>
+        <w:t>Thực hiện</w:t>
+      </w:r>
+    </w:p>
+    <w:p>
+      <w:pPr>
+        <w:pStyle w:val="BodyText"/>
+        <w:spacing w:after="80"/>
+      </w:pPr>
+      <w:r>
+        <w:t>Hai học sinh lên bảng (một của mỗi nhóm); cả lớp làm vào vở. Có thể dùng hình vẽ động hoặc công cụ đo, dựng hình để kiểm tra giả thuyết; công cụ không thay yêu cầu trình bày lời giải tự luận.</w:t>
+      </w:r>
+    </w:p>
+    <w:p>
+      <w:pPr>
+        <w:pStyle w:val="BodyText"/>
+        <w:spacing w:after="80"/>
+      </w:pPr>
+      <w:r>
+        <w:rPr>
+          <w:bCs/>
+          <w:b/>
+        </w:rPr>
+        <w:t>Báo cáo, thảo luận</w:t>
+      </w:r>
+    </w:p>
+    <w:p>
+      <w:pPr>
+        <w:pStyle w:val="BodyText"/>
+        <w:spacing w:after="80"/>
+      </w:pPr>
+      <w:r>
+        <w:t>Lớp nhận xét lời giải; GV hỏi “Câu này dùng dấu hiệu nào?”.</w:t>
+      </w:r>
+    </w:p>
+    <w:p>
+      <w:pPr>
+        <w:pStyle w:val="BodyText"/>
+        <w:spacing w:after="80"/>
+      </w:pPr>
+      <w:r>
+        <w:rPr>
+          <w:bCs/>
+          <w:b/>
+        </w:rPr>
+        <w:t>Kết luận</w:t>
+      </w:r>
+    </w:p>
+    <w:p>
+      <w:pPr>
+        <w:pStyle w:val="BodyText"/>
+        <w:spacing w:after="80"/>
+      </w:pPr>
+      <w:r>
+        <w:t>GV chốt lập luận và kết quả. Giữ lời giải trên bảng suốt Hoạt động 2.4 để đối chiếu.</w:t>
+      </w:r>
+    </w:p>
     <w:p>
       <w:pPr>
         <w:pStyle w:val="Heading4"/>
@@ -1916,7 +2123,7 @@
           <w:color w:val="151D33"/>
           <w:sz w:val="26"/>
         </w:rPr>
-        <w:t xml:space="preserve">Hoạt động 5.4. Điều chỉnh, tự đánh giá, chốt kiến thức</w:t>
+        <w:t>Hoạt động 2.4. Vận dụng kết quả giải toán vào thiết kế, kiểm chứng, cải tiến sản phẩm</w:t>
       </w:r>
     </w:p>
     <w:p>
@@ -1925,74 +2132,161 @@
         <w:spacing w:after="80"/>
       </w:pPr>
       <w:r>
-        <w:t xml:space="preserve">8 phút</w:t>
-      </w:r>
-    </w:p>
-    <w:bookmarkEnd w:id="42"/>
-    <w:p>
-      <w:pPr>
-        <w:pStyle w:val="BodyText"/>
-        <w:spacing w:after="80"/>
-      </w:pPr>
-      <w:r>
-        <w:rPr>
-          <w:bCs/>
-          <w:b/>
-        </w:rPr>
-        <w:t xml:space="preserve">Điều chỉnh · 3'</w:t>
-      </w:r>
-    </w:p>
-    <w:p>
-      <w:pPr>
-        <w:pStyle w:val="BodyText"/>
-        <w:spacing w:after="80"/>
-      </w:pPr>
-      <w:r>
-        <w:t xml:space="preserve">Mỗi nhóm nêu một điều chỉnh dựa trên số đo (ví dụ: dịch điểm buộc về đúng trung điểm, cắt lại nắp rộng hơn 2 mm).</w:t>
-      </w:r>
-    </w:p>
-    <w:p>
-      <w:pPr>
-        <w:pStyle w:val="BodyText"/>
-        <w:spacing w:after="80"/>
-      </w:pPr>
-      <w:r>
-        <w:rPr>
-          <w:bCs/>
-          <w:b/>
-        </w:rPr>
-        <w:t xml:space="preserve">Tự đánh giá · 3'</w:t>
-      </w:r>
-    </w:p>
-    <w:p>
-      <w:pPr>
-        <w:pStyle w:val="BodyText"/>
-        <w:spacing w:after="80"/>
-      </w:pPr>
-      <w:r>
-        <w:t xml:space="preserve">Học sinh làm Phiếu 5; nhóm góp ý nhóm bạn theo tiêu chí.</w:t>
-      </w:r>
-    </w:p>
-    <w:p>
-      <w:pPr>
-        <w:pStyle w:val="BodyText"/>
-        <w:spacing w:after="80"/>
-      </w:pPr>
-      <w:r>
-        <w:rPr>
-          <w:bCs/>
-          <w:b/>
-        </w:rPr>
-        <w:t xml:space="preserve">Chốt · 2'</w:t>
-      </w:r>
-    </w:p>
-    <w:p>
-      <w:pPr>
-        <w:pStyle w:val="BodyText"/>
-        <w:spacing w:after="80"/>
-      </w:pPr>
-      <w:r>
-        <w:t xml:space="preserve">GV chốt sơ đồ quan hệ: hình bình hành → hình thoi, hình chữ nhật → hình vuông. Giao về nhà: Bài 3 (mục V), bài 3.31, 3.32 (SGK tr.72) và hoàn thiện sản phẩm theo điều chỉnh.</w:t>
+        <w:t>20 phút</w:t>
+      </w:r>
+    </w:p>
+    <w:p>
+      <w:pPr>
+        <w:pStyle w:val="BodyText"/>
+        <w:spacing w:after="80"/>
+      </w:pPr>
+      <w:r>
+        <w:rPr>
+          <w:bCs/>
+          <w:b/>
+        </w:rPr>
+        <w:t>a) Mục tiêu</w:t>
+      </w:r>
+    </w:p>
+    <w:p>
+      <w:pPr>
+        <w:pStyle w:val="BodyText"/>
+        <w:spacing w:after="80"/>
+      </w:pPr>
+      <w:r>
+        <w:t>Học sinh dùng kiến thức và kết quả giải toán để phân tích, kiểm tra, hoàn thiện sản phẩm gắn với chủ đề Halloween (cánh diều, hộp quà); báo cáo, phản biện và cải tiến dựa trên số đo.</w:t>
+      </w:r>
+    </w:p>
+    <w:p>
+      <w:pPr>
+        <w:pStyle w:val="BodyText"/>
+        <w:spacing w:after="80"/>
+      </w:pPr>
+      <w:r>
+        <w:rPr>
+          <w:bCs/>
+          <w:b/>
+        </w:rPr>
+        <w:t>b) Nội dung</w:t>
+      </w:r>
+    </w:p>
+    <w:p>
+      <w:pPr>
+        <w:pStyle w:val="BodyText"/>
+        <w:spacing w:after="80"/>
+      </w:pPr>
+      <w:r>
+        <w:t>Mỗi nhóm làm rõ bốn điều: yêu cầu thiết kế (hình dạng, kích thước, tính đối xứng, khả năng sử dụng); căn cứ toán học (kết quả nào ở 2.1–2.3 giải thích thiết kế); kiểm chứng (sản phẩm có đáp ứng tiêu chí không, dựa vào đâu để kết luận); cải tiến (một điều chỉnh và lý do). Tích hợp năng lực số: ảnh, bản vẽ số, bản trình bày ngắn, phần mềm hình học.</w:t>
+      </w:r>
+    </w:p>
+    <w:p>
+      <w:pPr>
+        <w:pStyle w:val="BodyText"/>
+        <w:spacing w:after="80"/>
+      </w:pPr>
+      <w:r>
+        <w:rPr>
+          <w:bCs/>
+          <w:b/>
+        </w:rPr>
+        <w:t>c) Sản phẩm</w:t>
+      </w:r>
+    </w:p>
+    <w:p>
+      <w:pPr>
+        <w:pStyle w:val="BodyText"/>
+        <w:spacing w:after="80"/>
+      </w:pPr>
+      <w:r>
+        <w:t>Phiếu 4 (thử nghiệm và đo kiểm), Phiếu 5 (tự đánh giá); báo cáo của nhóm bằng tiểu phẩm hoặc video; điều chỉnh đề xuất.</w:t>
+      </w:r>
+    </w:p>
+    <w:p>
+      <w:pPr>
+        <w:pStyle w:val="BodyText"/>
+        <w:spacing w:after="80"/>
+      </w:pPr>
+      <w:r>
+        <w:rPr>
+          <w:bCs/>
+          <w:b/>
+        </w:rPr>
+        <w:t>Giao nhiệm vụ · Đo kiểm chéo (3 phút)</w:t>
+      </w:r>
+    </w:p>
+    <w:p>
+      <w:pPr>
+        <w:pStyle w:val="BodyText"/>
+        <w:spacing w:after="80"/>
+      </w:pPr>
+      <w:r>
+        <w:t>Nhóm Hình thoi đo hộp của nhóm Hình vuông và ngược lại: đo bốn cạnh, hai đường chéo, một góc; ghi Phiếu 4, có thể nhập số đo vào “Máy thẩm định” trên trang web chuyên đề. GV ghi nhanh kết quả, chỉ ra chỗ lệch để đưa vào phản biện.</w:t>
+      </w:r>
+    </w:p>
+    <w:p>
+      <w:pPr>
+        <w:pStyle w:val="BodyText"/>
+        <w:spacing w:after="80"/>
+      </w:pPr>
+      <w:r>
+        <w:rPr>
+          <w:bCs/>
+          <w:b/>
+        </w:rPr>
+        <w:t>Thực hiện · Báo cáo (10 phút)</w:t>
+      </w:r>
+    </w:p>
+    <w:p>
+      <w:pPr>
+        <w:pStyle w:val="BodyText"/>
+        <w:spacing w:after="80"/>
+      </w:pPr>
+      <w:r>
+        <w:t>Nhóm Hình thoi (5 phút): tiểu phẩm “Kỹ sư nhí thả diều đêm hội”, bắt buộc có đoạn chứng minh khung là hình thoi và nêu số đo cạnh. Nhóm Hình vuông (5 phút): chiếu video quá trình thiết kế, chế tạo; trình bày cách kiểm tra đáy là hình vuông và cách tính cạnh nắp.</w:t>
+      </w:r>
+    </w:p>
+    <w:p>
+      <w:pPr>
+        <w:pStyle w:val="BodyText"/>
+        <w:spacing w:after="80"/>
+      </w:pPr>
+      <w:r>
+        <w:rPr>
+          <w:bCs/>
+          <w:b/>
+        </w:rPr>
+        <w:t>Báo cáo, thảo luận · Phản biện (2 phút)</w:t>
+      </w:r>
+    </w:p>
+    <w:p>
+      <w:pPr>
+        <w:pStyle w:val="BodyText"/>
+        <w:spacing w:after="80"/>
+      </w:pPr>
+      <w:r>
+        <w:t>Hai nhóm đặt câu hỏi cho nhau theo gợi ý mục VI. GV chỉ chấp nhận câu hỏi và câu trả lời dựa trên kiến thức Toán.</w:t>
+      </w:r>
+    </w:p>
+    <w:p>
+      <w:pPr>
+        <w:pStyle w:val="BodyText"/>
+        <w:spacing w:after="80"/>
+      </w:pPr>
+      <w:r>
+        <w:rPr>
+          <w:bCs/>
+          <w:b/>
+        </w:rPr>
+        <w:t>Kết luận · Điều chỉnh, tự đánh giá, chốt (5 phút)</w:t>
+      </w:r>
+    </w:p>
+    <w:p>
+      <w:pPr>
+        <w:pStyle w:val="BodyText"/>
+        <w:spacing w:after="80"/>
+      </w:pPr>
+      <w:r>
+        <w:t>Mỗi nhóm nêu một điều chỉnh dựa trên số đo (ví dụ: dịch điểm buộc về đúng trung điểm, cắt lại nắp rộng hơn 2 mm); học sinh làm Phiếu 5. GV chốt sơ đồ quan hệ: hình bình hành → hình thoi, hình chữ nhật → hình vuông. Giao về nhà: Bài 3 (mục V), bài 3.31, 3.32 (SGK tr.72) và hoàn thiện sản phẩm theo điều chỉnh.</w:t>
       </w:r>
     </w:p>
     <w:bookmarkEnd w:id="43"/>
@@ -3989,7 +4283,7 @@
                 <w:b/>
                 <w:sz w:val="24"/>
               </w:rPr>
-              <w:t xml:space="preserve">Hỏi nhóm Diều</w:t>
+              <w:t>Hỏi nhóm Hình thoi</w:t>
             </w:r>
           </w:p>
         </w:tc>
@@ -4005,7 +4299,7 @@
                 <w:b/>
                 <w:sz w:val="24"/>
               </w:rPr>
-              <w:t xml:space="preserve">Hỏi nhóm Hộp quà</w:t>
+              <w:t>Hỏi nhóm Hình vuông</w:t>
             </w:r>
           </w:p>
         </w:tc>
@@ -4129,7 +4423,7 @@
         <w:spacing w:after="80"/>
       </w:pPr>
       <w:r>
-        <w:t xml:space="preserve">Công bố từ Hoạt động 1. Kết hợp giáo viên đánh giá, đánh giá đồng đẳng và tự đánh giá; bài tự luận cá nhân là căn cứ đánh giá từng học sinh. Không chấm theo độ tốn tiền.</w:t>
+        <w:t>Công bố từ Hoạt động 1.1 (Tiết 1). Kết hợp giáo viên đánh giá, đánh giá đồng đẳng và tự đánh giá; bài tự luận cá nhân là căn cứ đánh giá từng học sinh. Không chấm theo độ tốn tiền.</w:t>
       </w:r>
     </w:p>
     <w:tbl>

--- a/tai-lieu/01_KHBD_STEM_Toan8_Hinh-thoi-Hinh-vuong.docx
+++ b/tai-lieu/01_KHBD_STEM_Toan8_Hinh-thoi-Hinh-vuong.docx
@@ -36,7 +36,7 @@
         <w:rPr>
           <w:color w:val="151D33"/>
         </w:rPr>
-        <w:t xml:space="preserve">KỸ SƯ NHÍ VÀ ĐÊM HỘI HALLOWEEN</w:t>
+        <w:t>HÌNH THOI, HÌNH VUÔNG TRONG THIẾT KẾ SẢN PHẨM STEM</w:t>
       </w:r>
     </w:p>
     <w:p>
@@ -592,7 +592,7 @@
         <w:spacing w:after="80"/>
       </w:pPr>
       <w:r>
-        <w:t>"Đơn đặt hàng đêm hội Halloween": nhóm Hình thoi làm diều hình thoi bay được; nhóm Hình vuông làm hộp quà "Trick or Treat" đáy hình vuông, có nắp vừa khít. Đọc Phiếu 1 và tiêu chí sản phẩm.</w:t>
+        <w:t>"Đơn đặt hàng lễ hội Halloween": nhóm Hình thoi làm diều hình thoi bay được; nhóm Hình vuông làm hộp quà "Trick or Treat" đáy hình vuông, có nắp vừa khít. Đọc Phiếu 1 và tiêu chí sản phẩm.</w:t>
       </w:r>
     </w:p>
     <w:p>
@@ -2242,7 +2242,7 @@
         <w:spacing w:after="80"/>
       </w:pPr>
       <w:r>
-        <w:t>Nhóm Hình thoi (5 phút): tiểu phẩm “Kỹ sư nhí thả diều đêm hội”, bắt buộc có đoạn chứng minh khung là hình thoi và nêu số đo cạnh. Nhóm Hình vuông (5 phút): chiếu video quá trình thiết kế, chế tạo; trình bày cách kiểm tra đáy là hình vuông và cách tính cạnh nắp.</w:t>
+        <w:t>Nhóm Hình thoi (5 phút): tiểu phẩm “Thả diều lễ hội Halloween”, bắt buộc có đoạn chứng minh khung là hình thoi và nêu số đo cạnh. Nhóm Hình vuông (5 phút): chiếu video quá trình thiết kế, chế tạo; trình bày cách kiểm tra đáy là hình vuông và cách tính cạnh nắp.</w:t>
       </w:r>
     </w:p>
     <w:p>
@@ -5188,6 +5188,8 @@
     </w:p>
     <w:bookmarkEnd w:id="64"/>
     <w:sectPr>
+      <w:headerReference w:type="default" r:id="rId9"/>
+      <w:footerReference w:type="default" r:id="rId10"/>
       <w:pgSz w:h="16838" w:w="11906"/>
       <w:pgMar w:bottom="1134" w:left="1417" w:right="850" w:top="1134"/>
     </w:sectPr>
@@ -5199,6 +5201,16 @@
 <w:comments xmlns:w="http://schemas.openxmlformats.org/wordprocessingml/2006/main" xmlns:m="http://schemas.openxmlformats.org/officeDocument/2006/math" xmlns:r="http://schemas.openxmlformats.org/officeDocument/2006/relationships" xmlns:o="urn:schemas-microsoft-com:office:office" xmlns:v="urn:schemas-microsoft-com:vml" xmlns:w10="urn:schemas-microsoft-com:office:word" xmlns:a="http://schemas.openxmlformats.org/drawingml/2006/main" xmlns:pic="http://schemas.openxmlformats.org/drawingml/2006/picture" xmlns:wp="http://schemas.openxmlformats.org/drawingml/2006/wordprocessingDrawing"/>
 </file>
 
+<file path=word/footer1.xml><?xml version="1.0" encoding="utf-8"?>
+<w:ftr xmlns:m="http://schemas.openxmlformats.org/officeDocument/2006/math" xmlns:mc="http://schemas.openxmlformats.org/markup-compatibility/2006" xmlns:mo="http://schemas.microsoft.com/office/mac/office/2008/main" xmlns:mv="urn:schemas-microsoft-com:mac:vml" xmlns:o="urn:schemas-microsoft-com:office:office" xmlns:r="http://schemas.openxmlformats.org/officeDocument/2006/relationships" xmlns:v="urn:schemas-microsoft-com:vml" xmlns:w10="urn:schemas-microsoft-com:office:word" xmlns:w14="http://schemas.microsoft.com/office/word/2010/wordml" xmlns:w="http://schemas.openxmlformats.org/wordprocessingml/2006/main" xmlns:wne="http://schemas.microsoft.com/office/word/2006/wordml" xmlns:wp14="http://schemas.microsoft.com/office/word/2010/wordprocessingDrawing" xmlns:wp="http://schemas.openxmlformats.org/drawingml/2006/wordprocessingDrawing" xmlns:wpc="http://schemas.microsoft.com/office/word/2010/wordprocessingCanvas" xmlns:wpg="http://schemas.microsoft.com/office/word/2010/wordprocessingGroup" xmlns:wpi="http://schemas.microsoft.com/office/word/2010/wordprocessingInk" xmlns:wps="http://schemas.microsoft.com/office/word/2010/wordprocessingShape" mc:Ignorable="w14 wp14">
+  <w:p>
+    <w:pPr>
+      <w:pStyle w:val="Footer"/>
+    </w:pPr>
+  </w:p>
+</w:ftr>
+</file>
+
 <file path=word/footnotes.xml><?xml version="1.0" encoding="utf-8"?>
 <w:footnotes xmlns:w="http://schemas.openxmlformats.org/wordprocessingml/2006/main" xmlns:m="http://schemas.openxmlformats.org/officeDocument/2006/math" xmlns:r="http://schemas.openxmlformats.org/officeDocument/2006/relationships" xmlns:o="urn:schemas-microsoft-com:office:office" xmlns:v="urn:schemas-microsoft-com:vml" xmlns:w10="urn:schemas-microsoft-com:office:word" xmlns:a="http://schemas.openxmlformats.org/drawingml/2006/main" xmlns:pic="http://schemas.openxmlformats.org/drawingml/2006/picture" xmlns:wp="http://schemas.openxmlformats.org/drawingml/2006/wordprocessingDrawing">
   <w:footnote w:type="continuationSeparator" w:id="0">
@@ -5216,6 +5228,16 @@
     </w:p>
   </w:footnote>
 </w:footnotes>
+</file>
+
+<file path=word/header1.xml><?xml version="1.0" encoding="utf-8"?>
+<w:hdr xmlns:m="http://schemas.openxmlformats.org/officeDocument/2006/math" xmlns:mc="http://schemas.openxmlformats.org/markup-compatibility/2006" xmlns:mo="http://schemas.microsoft.com/office/mac/office/2008/main" xmlns:mv="urn:schemas-microsoft-com:mac:vml" xmlns:o="urn:schemas-microsoft-com:office:office" xmlns:r="http://schemas.openxmlformats.org/officeDocument/2006/relationships" xmlns:v="urn:schemas-microsoft-com:vml" xmlns:w10="urn:schemas-microsoft-com:office:word" xmlns:w14="http://schemas.microsoft.com/office/word/2010/wordml" xmlns:w="http://schemas.openxmlformats.org/wordprocessingml/2006/main" xmlns:wne="http://schemas.microsoft.com/office/word/2006/wordml" xmlns:wp14="http://schemas.microsoft.com/office/word/2010/wordprocessingDrawing" xmlns:wp="http://schemas.openxmlformats.org/drawingml/2006/wordprocessingDrawing" xmlns:wpc="http://schemas.microsoft.com/office/word/2010/wordprocessingCanvas" xmlns:wpg="http://schemas.microsoft.com/office/word/2010/wordprocessingGroup" xmlns:wpi="http://schemas.microsoft.com/office/word/2010/wordprocessingInk" xmlns:wps="http://schemas.microsoft.com/office/word/2010/wordprocessingShape" mc:Ignorable="w14 wp14">
+  <w:p>
+    <w:pPr>
+      <w:pStyle w:val="Header"/>
+    </w:pPr>
+  </w:p>
+</w:hdr>
 </file>
 
 <file path=word/numbering.xml><?xml version="1.0" encoding="utf-8"?>
